--- a/docs/最新版/04_経理関係/キャッシュポイント一覧.docx
+++ b/docs/最新版/04_経理関係/キャッシュポイント一覧.docx
@@ -12,7 +12,7 @@
           <w:color w:val="3D2200"/>
           <w:sz w:val="44"/>
         </w:rPr>
-        <w:t>キャッシュポイント一覧（MVP 版）</w:t>
+        <w:t>キャッシュポイント一覧（MVP 版 v2）</w:t>
       </w:r>
     </w:p>
     <w:p/>
@@ -34,23 +34,7 @@
           <w:color w:val="111827"/>
           <w:sz w:val="20"/>
         </w:rPr>
-        <w:t xml:space="preserve">ぺいほーむ事業で発生する </w:t>
-      </w:r>
-      <w:r>
-        <w:rPr>
-          <w:b/>
-          <w:color w:val="111827"/>
-          <w:sz w:val="20"/>
-        </w:rPr>
-        <w:t>全てのキャッシュポイント</w:t>
-      </w:r>
-      <w:r>
-        <w:rPr>
-          <w:b w:val="0"/>
-          <w:color w:val="111827"/>
-          <w:sz w:val="20"/>
-        </w:rPr>
-        <w:t xml:space="preserve"> を一覧化。 いつ・誰に・いくら請求し、いつ入金されるかを一元管理。</w:t>
+        <w:t>料金モデル v2 (全員同一料金、成果報酬 Phase 3〜) に準拠。</w:t>
       </w:r>
     </w:p>
     <w:p/>
@@ -162,7 +146,7 @@
                 <w:b w:val="0"/>
                 <w:sz w:val="18"/>
               </w:rPr>
-              <w:t>工務店（既存10社様は無料）</w:t>
+              <w:t>工務店 (全員同一)</w:t>
             </w:r>
           </w:p>
         </w:tc>
@@ -194,7 +178,7 @@
                 <w:b w:val="0"/>
                 <w:sz w:val="18"/>
               </w:rPr>
-              <w:t>¥50,000/件（税別）</w:t>
+              <w:t>¥50,000/件 (税別)</w:t>
             </w:r>
           </w:p>
         </w:tc>
@@ -295,38 +279,6 @@
           </w:p>
         </w:tc>
       </w:tr>
-      <w:tr>
-        <w:tc>
-          <w:tcPr>
-            <w:tcW w:type="dxa" w:w="4320"/>
-          </w:tcPr>
-          <w:p>
-            <w:r/>
-            <w:r>
-              <w:rPr>
-                <w:b w:val="0"/>
-                <w:sz w:val="18"/>
-              </w:rPr>
-              <w:t>備考</w:t>
-            </w:r>
-          </w:p>
-        </w:tc>
-        <w:tc>
-          <w:tcPr>
-            <w:tcW w:type="dxa" w:w="4320"/>
-          </w:tcPr>
-          <w:p>
-            <w:r/>
-            <w:r>
-              <w:rPr>
-                <w:b w:val="0"/>
-                <w:sz w:val="18"/>
-              </w:rPr>
-              <w:t>10社は P1 中は完全無料（運用検証）</w:t>
-            </w:r>
-          </w:p>
-        </w:tc>
-      </w:tr>
     </w:tbl>
     <w:p/>
     <w:p>
@@ -338,7 +290,77 @@
           <w:color w:val="E8740C"/>
           <w:sz w:val="24"/>
         </w:rPr>
-        <w:t>キャッシュポイント #1-2: 成果報酬</w:t>
+        <w:t>成果報酬 (Phase 3 から)</w:t>
+      </w:r>
+    </w:p>
+    <w:p/>
+    <w:p>
+      <w:r>
+        <w:rPr>
+          <w:b w:val="0"/>
+          <w:color w:val="111827"/>
+          <w:sz w:val="20"/>
+        </w:rPr>
+        <w:t>Phase 1〜2 では発生しません。</w:t>
+      </w:r>
+    </w:p>
+    <w:p/>
+    <w:p>
+      <w:pPr>
+        <w:jc w:val="center"/>
+      </w:pPr>
+      <w:r>
+        <w:t>──────────────────────────────────────────────────</w:t>
+      </w:r>
+    </w:p>
+    <w:p/>
+    <w:p>
+      <w:pPr>
+        <w:pStyle w:val="Heading2"/>
+      </w:pPr>
+      <w:r>
+        <w:rPr>
+          <w:color w:val="3D2200"/>
+          <w:sz w:val="28"/>
+        </w:rPr>
+        <w:t>2. Phase 2 (2026/07/01〜08/31)</w:t>
+      </w:r>
+    </w:p>
+    <w:p/>
+    <w:p>
+      <w:pPr>
+        <w:pStyle w:val="Heading3"/>
+      </w:pPr>
+      <w:r>
+        <w:rPr>
+          <w:color w:val="E8740C"/>
+          <w:sz w:val="24"/>
+        </w:rPr>
+        <w:t>キャッシュポイント #2-1: 見学会予約費 (継続)</w:t>
+      </w:r>
+    </w:p>
+    <w:p/>
+    <w:p>
+      <w:r>
+        <w:rPr>
+          <w:b w:val="0"/>
+          <w:color w:val="111827"/>
+          <w:sz w:val="20"/>
+        </w:rPr>
+        <w:t>同上</w:t>
+      </w:r>
+    </w:p>
+    <w:p/>
+    <w:p>
+      <w:pPr>
+        <w:pStyle w:val="Heading3"/>
+      </w:pPr>
+      <w:r>
+        <w:rPr>
+          <w:color w:val="E8740C"/>
+          <w:sz w:val="24"/>
+        </w:rPr>
+        <w:t>キャッシュポイント #2-2: 撮影プラン【新設】</w:t>
       </w:r>
     </w:p>
     <w:p/>
@@ -447,463 +469,7 @@
                 <w:b w:val="0"/>
                 <w:sz w:val="18"/>
               </w:rPr>
-              <w:t>契約額の 3%（10社は 1.5%）</w:t>
-            </w:r>
-          </w:p>
-        </w:tc>
-      </w:tr>
-      <w:tr>
-        <w:tc>
-          <w:tcPr>
-            <w:tcW w:type="dxa" w:w="4320"/>
-          </w:tcPr>
-          <w:p>
-            <w:r/>
-            <w:r>
-              <w:rPr>
-                <w:b w:val="0"/>
-                <w:sz w:val="18"/>
-              </w:rPr>
-              <w:t>上限</w:t>
-            </w:r>
-          </w:p>
-        </w:tc>
-        <w:tc>
-          <w:tcPr>
-            <w:tcW w:type="dxa" w:w="4320"/>
-          </w:tcPr>
-          <w:p>
-            <w:r/>
-            <w:r>
-              <w:rPr>
-                <w:b w:val="0"/>
-                <w:sz w:val="18"/>
-              </w:rPr>
-              <w:t>¥500万（10社は ¥250万）</w:t>
-            </w:r>
-          </w:p>
-        </w:tc>
-      </w:tr>
-      <w:tr>
-        <w:tc>
-          <w:tcPr>
-            <w:tcW w:type="dxa" w:w="4320"/>
-          </w:tcPr>
-          <w:p>
-            <w:r/>
-            <w:r>
-              <w:rPr>
-                <w:b w:val="0"/>
-                <w:sz w:val="18"/>
-              </w:rPr>
-              <w:t>タイミング</w:t>
-            </w:r>
-          </w:p>
-        </w:tc>
-        <w:tc>
-          <w:tcPr>
-            <w:tcW w:type="dxa" w:w="4320"/>
-          </w:tcPr>
-          <w:p>
-            <w:r/>
-            <w:r>
-              <w:rPr>
-                <w:b w:val="0"/>
-                <w:sz w:val="18"/>
-              </w:rPr>
-              <w:t>住宅契約成立時</w:t>
-            </w:r>
-          </w:p>
-        </w:tc>
-      </w:tr>
-      <w:tr>
-        <w:tc>
-          <w:tcPr>
-            <w:tcW w:type="dxa" w:w="4320"/>
-          </w:tcPr>
-          <w:p>
-            <w:r/>
-            <w:r>
-              <w:rPr>
-                <w:b w:val="0"/>
-                <w:sz w:val="18"/>
-              </w:rPr>
-              <w:t>請求書発行</w:t>
-            </w:r>
-          </w:p>
-        </w:tc>
-        <w:tc>
-          <w:tcPr>
-            <w:tcW w:type="dxa" w:w="4320"/>
-          </w:tcPr>
-          <w:p>
-            <w:r/>
-            <w:r>
-              <w:rPr>
-                <w:b w:val="0"/>
-                <w:sz w:val="18"/>
-              </w:rPr>
-              <w:t>契約確認後、翌月末締め翌々月末払い</w:t>
-            </w:r>
-          </w:p>
-        </w:tc>
-      </w:tr>
-      <w:tr>
-        <w:tc>
-          <w:tcPr>
-            <w:tcW w:type="dxa" w:w="4320"/>
-          </w:tcPr>
-          <w:p>
-            <w:r/>
-            <w:r>
-              <w:rPr>
-                <w:b w:val="0"/>
-                <w:sz w:val="18"/>
-              </w:rPr>
-              <w:t>支払期限</w:t>
-            </w:r>
-          </w:p>
-        </w:tc>
-        <w:tc>
-          <w:tcPr>
-            <w:tcW w:type="dxa" w:w="4320"/>
-          </w:tcPr>
-          <w:p>
-            <w:r/>
-            <w:r>
-              <w:rPr>
-                <w:b w:val="0"/>
-                <w:sz w:val="18"/>
-              </w:rPr>
-              <w:t>請求書発行から60日以内</w:t>
-            </w:r>
-          </w:p>
-        </w:tc>
-      </w:tr>
-      <w:tr>
-        <w:tc>
-          <w:tcPr>
-            <w:tcW w:type="dxa" w:w="4320"/>
-          </w:tcPr>
-          <w:p>
-            <w:r/>
-            <w:r>
-              <w:rPr>
-                <w:b w:val="0"/>
-                <w:sz w:val="18"/>
-              </w:rPr>
-              <w:t>備考</w:t>
-            </w:r>
-          </w:p>
-        </w:tc>
-        <w:tc>
-          <w:tcPr>
-            <w:tcW w:type="dxa" w:w="4320"/>
-          </w:tcPr>
-          <w:p>
-            <w:r/>
-            <w:r>
-              <w:rPr>
-                <w:b w:val="0"/>
-                <w:sz w:val="18"/>
-              </w:rPr>
-              <w:t>工務店からの契約報告に依存。月次で催促必須</w:t>
-            </w:r>
-          </w:p>
-        </w:tc>
-      </w:tr>
-    </w:tbl>
-    <w:p/>
-    <w:p>
-      <w:pPr>
-        <w:jc w:val="center"/>
-      </w:pPr>
-      <w:r>
-        <w:t>──────────────────────────────────────────────────</w:t>
-      </w:r>
-    </w:p>
-    <w:p/>
-    <w:p>
-      <w:pPr>
-        <w:pStyle w:val="Heading2"/>
-      </w:pPr>
-      <w:r>
-        <w:rPr>
-          <w:color w:val="3D2200"/>
-          <w:sz w:val="28"/>
-        </w:rPr>
-        <w:t>2. Phase 2 (2026/07/01〜08/31)</w:t>
-      </w:r>
-    </w:p>
-    <w:p/>
-    <w:p>
-      <w:pPr>
-        <w:pStyle w:val="Heading3"/>
-      </w:pPr>
-      <w:r>
-        <w:rPr>
-          <w:color w:val="E8740C"/>
-          <w:sz w:val="24"/>
-        </w:rPr>
-        <w:t>キャッシュポイント #2-1: 見学会予約費（Phase 1 継続）</w:t>
-      </w:r>
-    </w:p>
-    <w:p/>
-    <w:tbl>
-      <w:tblPr>
-        <w:tblStyle w:val="LightGrid-Accent1"/>
-        <w:tblW w:type="auto" w:w="0"/>
-        <w:tblLook w:firstColumn="1" w:firstRow="1" w:lastColumn="0" w:lastRow="0" w:noHBand="0" w:noVBand="1" w:val="04A0"/>
-      </w:tblPr>
-      <w:tblGrid>
-        <w:gridCol w:w="4320"/>
-        <w:gridCol w:w="4320"/>
-      </w:tblGrid>
-      <w:tr>
-        <w:tc>
-          <w:tcPr>
-            <w:tcW w:type="dxa" w:w="4320"/>
-            <w:shd w:val="clear" w:color="auto" w:fill="3D2200"/>
-          </w:tcPr>
-          <w:p>
-            <w:r/>
-            <w:r>
-              <w:rPr>
-                <w:b/>
-                <w:color w:val="FFFFFF"/>
-                <w:sz w:val="18"/>
-              </w:rPr>
-              <w:t>項目</w:t>
-            </w:r>
-          </w:p>
-        </w:tc>
-        <w:tc>
-          <w:tcPr>
-            <w:tcW w:type="dxa" w:w="4320"/>
-            <w:shd w:val="clear" w:color="auto" w:fill="3D2200"/>
-          </w:tcPr>
-          <w:p>
-            <w:r/>
-            <w:r>
-              <w:rPr>
-                <w:b/>
-                <w:color w:val="FFFFFF"/>
-                <w:sz w:val="18"/>
-              </w:rPr>
-              <w:t>内容</w:t>
-            </w:r>
-          </w:p>
-        </w:tc>
-      </w:tr>
-      <w:tr>
-        <w:tc>
-          <w:tcPr>
-            <w:tcW w:type="dxa" w:w="4320"/>
-          </w:tcPr>
-          <w:p>
-            <w:r/>
-            <w:r>
-              <w:rPr>
-                <w:b w:val="0"/>
-                <w:sz w:val="18"/>
-              </w:rPr>
-              <w:t>いくら</w:t>
-            </w:r>
-          </w:p>
-        </w:tc>
-        <w:tc>
-          <w:tcPr>
-            <w:tcW w:type="dxa" w:w="4320"/>
-          </w:tcPr>
-          <w:p>
-            <w:r/>
-            <w:r>
-              <w:rPr>
-                <w:b w:val="0"/>
-                <w:sz w:val="18"/>
-              </w:rPr>
-              <w:t>¥50,000/件（10社は ¥25,000）</w:t>
-            </w:r>
-          </w:p>
-        </w:tc>
-      </w:tr>
-      <w:tr>
-        <w:tc>
-          <w:tcPr>
-            <w:tcW w:type="dxa" w:w="4320"/>
-          </w:tcPr>
-          <w:p>
-            <w:r/>
-            <w:r>
-              <w:rPr>
-                <w:b w:val="0"/>
-                <w:sz w:val="18"/>
-              </w:rPr>
-              <w:t>その他</w:t>
-            </w:r>
-          </w:p>
-        </w:tc>
-        <w:tc>
-          <w:tcPr>
-            <w:tcW w:type="dxa" w:w="4320"/>
-          </w:tcPr>
-          <w:p>
-            <w:r/>
-            <w:r>
-              <w:rPr>
-                <w:b w:val="0"/>
-                <w:sz w:val="18"/>
-              </w:rPr>
-              <w:t>P1 と同じ</w:t>
-            </w:r>
-          </w:p>
-        </w:tc>
-      </w:tr>
-    </w:tbl>
-    <w:p/>
-    <w:p>
-      <w:pPr>
-        <w:pStyle w:val="Heading3"/>
-      </w:pPr>
-      <w:r>
-        <w:rPr>
-          <w:color w:val="E8740C"/>
-          <w:sz w:val="24"/>
-        </w:rPr>
-        <w:t>キャッシュポイント #2-2: 成果報酬（Phase 1 継続）</w:t>
-      </w:r>
-    </w:p>
-    <w:p/>
-    <w:p>
-      <w:r>
-        <w:rPr>
-          <w:b w:val="0"/>
-          <w:color w:val="111827"/>
-          <w:sz w:val="20"/>
-        </w:rPr>
-        <w:t>P1 と同じ。</w:t>
-      </w:r>
-    </w:p>
-    <w:p/>
-    <w:p>
-      <w:pPr>
-        <w:pStyle w:val="Heading3"/>
-      </w:pPr>
-      <w:r>
-        <w:rPr>
-          <w:color w:val="E8740C"/>
-          <w:sz w:val="24"/>
-        </w:rPr>
-        <w:t>キャッシュポイント #2-3: 撮影プラン【新設】</w:t>
-      </w:r>
-    </w:p>
-    <w:p/>
-    <w:tbl>
-      <w:tblPr>
-        <w:tblStyle w:val="LightGrid-Accent1"/>
-        <w:tblW w:type="auto" w:w="0"/>
-        <w:tblLook w:firstColumn="1" w:firstRow="1" w:lastColumn="0" w:lastRow="0" w:noHBand="0" w:noVBand="1" w:val="04A0"/>
-      </w:tblPr>
-      <w:tblGrid>
-        <w:gridCol w:w="4320"/>
-        <w:gridCol w:w="4320"/>
-      </w:tblGrid>
-      <w:tr>
-        <w:tc>
-          <w:tcPr>
-            <w:tcW w:type="dxa" w:w="4320"/>
-            <w:shd w:val="clear" w:color="auto" w:fill="3D2200"/>
-          </w:tcPr>
-          <w:p>
-            <w:r/>
-            <w:r>
-              <w:rPr>
-                <w:b/>
-                <w:color w:val="FFFFFF"/>
-                <w:sz w:val="18"/>
-              </w:rPr>
-              <w:t>項目</w:t>
-            </w:r>
-          </w:p>
-        </w:tc>
-        <w:tc>
-          <w:tcPr>
-            <w:tcW w:type="dxa" w:w="4320"/>
-            <w:shd w:val="clear" w:color="auto" w:fill="3D2200"/>
-          </w:tcPr>
-          <w:p>
-            <w:r/>
-            <w:r>
-              <w:rPr>
-                <w:b/>
-                <w:color w:val="FFFFFF"/>
-                <w:sz w:val="18"/>
-              </w:rPr>
-              <w:t>内容</w:t>
-            </w:r>
-          </w:p>
-        </w:tc>
-      </w:tr>
-      <w:tr>
-        <w:tc>
-          <w:tcPr>
-            <w:tcW w:type="dxa" w:w="4320"/>
-          </w:tcPr>
-          <w:p>
-            <w:r/>
-            <w:r>
-              <w:rPr>
-                <w:b w:val="0"/>
-                <w:sz w:val="18"/>
-              </w:rPr>
-              <w:t>誰から</w:t>
-            </w:r>
-          </w:p>
-        </w:tc>
-        <w:tc>
-          <w:tcPr>
-            <w:tcW w:type="dxa" w:w="4320"/>
-          </w:tcPr>
-          <w:p>
-            <w:r/>
-            <w:r>
-              <w:rPr>
-                <w:b w:val="0"/>
-                <w:sz w:val="18"/>
-              </w:rPr>
-              <w:t>工務店</w:t>
-            </w:r>
-          </w:p>
-        </w:tc>
-      </w:tr>
-      <w:tr>
-        <w:tc>
-          <w:tcPr>
-            <w:tcW w:type="dxa" w:w="4320"/>
-          </w:tcPr>
-          <w:p>
-            <w:r/>
-            <w:r>
-              <w:rPr>
-                <w:b w:val="0"/>
-                <w:sz w:val="18"/>
-              </w:rPr>
-              <w:t>いくら</w:t>
-            </w:r>
-          </w:p>
-        </w:tc>
-        <w:tc>
-          <w:tcPr>
-            <w:tcW w:type="dxa" w:w="4320"/>
-          </w:tcPr>
-          <w:p>
-            <w:r/>
-            <w:r>
-              <w:rPr>
-                <w:b w:val="0"/>
-                <w:sz w:val="18"/>
-              </w:rPr>
-              <w:t>¥150,000/本（10社は ¥75,000）</w:t>
+              <w:t>¥150,000/本 (税別)</w:t>
             </w:r>
           </w:p>
         </w:tc>
@@ -1031,7 +597,7 @@
                 <w:b w:val="0"/>
                 <w:sz w:val="18"/>
               </w:rPr>
-              <w:t>1本あたり ¥80,000（カメラマン・編集・機材）</w:t>
+              <w:t>1本あたり ¥80,000 (カメラマン・編集・機材)</w:t>
             </w:r>
           </w:p>
         </w:tc>
@@ -1063,39 +629,7 @@
                 <w:b w:val="0"/>
                 <w:sz w:val="18"/>
               </w:rPr>
-              <w:t>1本あたり ¥70,000（10社は ¥-5,000 の原価割れ）</w:t>
-            </w:r>
-          </w:p>
-        </w:tc>
-      </w:tr>
-      <w:tr>
-        <w:tc>
-          <w:tcPr>
-            <w:tcW w:type="dxa" w:w="4320"/>
-          </w:tcPr>
-          <w:p>
-            <w:r/>
-            <w:r>
-              <w:rPr>
-                <w:b w:val="0"/>
-                <w:sz w:val="18"/>
-              </w:rPr>
-              <w:t>備考</w:t>
-            </w:r>
-          </w:p>
-        </w:tc>
-        <w:tc>
-          <w:tcPr>
-            <w:tcW w:type="dxa" w:w="4320"/>
-          </w:tcPr>
-          <w:p>
-            <w:r/>
-            <w:r>
-              <w:rPr>
-                <w:b w:val="0"/>
-                <w:sz w:val="18"/>
-              </w:rPr>
-              <w:t>10社優遇で原価割れの可能性あり。Phase 2 入ったら撮影コスト交渉必須</w:t>
+              <w:t>1本あたり ¥70,000 (47%)</w:t>
             </w:r>
           </w:p>
         </w:tc>
@@ -1133,7 +667,7 @@
           <w:color w:val="E8740C"/>
           <w:sz w:val="24"/>
         </w:rPr>
-        <w:t>キャッシュポイント #3-1〜3: Phase 1〜2 継続</w:t>
+        <w:t>キャッシュポイント #3-1〜2: Phase 1〜2 継続</w:t>
       </w:r>
     </w:p>
     <w:p/>
@@ -1146,7 +680,7 @@
           <w:color w:val="E8740C"/>
           <w:sz w:val="24"/>
         </w:rPr>
-        <w:t>キャッシュポイント #3-4: 月額掲載プラン ベーシック【新設】</w:t>
+        <w:t>キャッシュポイント #3-3: 月額掲載プラン ベーシック【新設】</w:t>
       </w:r>
     </w:p>
     <w:p/>
@@ -1255,7 +789,7 @@
                 <w:b w:val="0"/>
                 <w:sz w:val="18"/>
               </w:rPr>
-              <w:t>¥30,000/月（10社は初年度12ヶ月 無料）</w:t>
+              <w:t>¥30,000/月 (税別)</w:t>
             </w:r>
           </w:p>
         </w:tc>
@@ -1383,7 +917,7 @@
                 <w:b w:val="0"/>
                 <w:sz w:val="18"/>
               </w:rPr>
-              <w:t>12ヶ月（以降自動更新）</w:t>
+              <w:t>12ヶ月 (以降自動更新)</w:t>
             </w:r>
           </w:p>
         </w:tc>
@@ -1431,7 +965,7 @@
           <w:color w:val="E8740C"/>
           <w:sz w:val="24"/>
         </w:rPr>
-        <w:t>キャッシュポイント #3-5: 月額掲載プラン プロ【新設】</w:t>
+        <w:t>キャッシュポイント #3-4: 月額掲載プラン プロ【新設】</w:t>
       </w:r>
     </w:p>
     <w:p/>
@@ -1508,7 +1042,7 @@
                 <w:b w:val="0"/>
                 <w:sz w:val="18"/>
               </w:rPr>
-              <w:t>¥80,000/月（10社は初年度 ¥40,000/月）</w:t>
+              <w:t>¥80,000/月 (税別)</w:t>
             </w:r>
           </w:p>
         </w:tc>
@@ -1540,7 +1074,7 @@
                 <w:b w:val="0"/>
                 <w:sz w:val="18"/>
               </w:rPr>
-              <w:t>#3-4 と同じ</w:t>
+              <w:t>#3-3 と同じ</w:t>
             </w:r>
           </w:p>
         </w:tc>
@@ -1573,6 +1107,298 @@
                 <w:sz w:val="18"/>
               </w:rPr>
               <w:t>物件無制限 + 月1本の特集枠</w:t>
+            </w:r>
+          </w:p>
+        </w:tc>
+      </w:tr>
+    </w:tbl>
+    <w:p/>
+    <w:p>
+      <w:pPr>
+        <w:pStyle w:val="Heading3"/>
+      </w:pPr>
+      <w:r>
+        <w:rPr>
+          <w:color w:val="E8740C"/>
+          <w:sz w:val="24"/>
+        </w:rPr>
+        <w:t>キャッシュポイント #3-5: 成果報酬 3%【新設】 ★</w:t>
+      </w:r>
+    </w:p>
+    <w:p/>
+    <w:tbl>
+      <w:tblPr>
+        <w:tblStyle w:val="LightGrid-Accent1"/>
+        <w:tblW w:type="auto" w:w="0"/>
+        <w:tblLook w:firstColumn="1" w:firstRow="1" w:lastColumn="0" w:lastRow="0" w:noHBand="0" w:noVBand="1" w:val="04A0"/>
+      </w:tblPr>
+      <w:tblGrid>
+        <w:gridCol w:w="4320"/>
+        <w:gridCol w:w="4320"/>
+      </w:tblGrid>
+      <w:tr>
+        <w:tc>
+          <w:tcPr>
+            <w:tcW w:type="dxa" w:w="4320"/>
+            <w:shd w:val="clear" w:color="auto" w:fill="3D2200"/>
+          </w:tcPr>
+          <w:p>
+            <w:r/>
+            <w:r>
+              <w:rPr>
+                <w:b/>
+                <w:color w:val="FFFFFF"/>
+                <w:sz w:val="18"/>
+              </w:rPr>
+              <w:t>項目</w:t>
+            </w:r>
+          </w:p>
+        </w:tc>
+        <w:tc>
+          <w:tcPr>
+            <w:tcW w:type="dxa" w:w="4320"/>
+            <w:shd w:val="clear" w:color="auto" w:fill="3D2200"/>
+          </w:tcPr>
+          <w:p>
+            <w:r/>
+            <w:r>
+              <w:rPr>
+                <w:b/>
+                <w:color w:val="FFFFFF"/>
+                <w:sz w:val="18"/>
+              </w:rPr>
+              <w:t>内容</w:t>
+            </w:r>
+          </w:p>
+        </w:tc>
+      </w:tr>
+      <w:tr>
+        <w:tc>
+          <w:tcPr>
+            <w:tcW w:type="dxa" w:w="4320"/>
+          </w:tcPr>
+          <w:p>
+            <w:r/>
+            <w:r>
+              <w:rPr>
+                <w:b w:val="0"/>
+                <w:sz w:val="18"/>
+              </w:rPr>
+              <w:t>誰から</w:t>
+            </w:r>
+          </w:p>
+        </w:tc>
+        <w:tc>
+          <w:tcPr>
+            <w:tcW w:type="dxa" w:w="4320"/>
+          </w:tcPr>
+          <w:p>
+            <w:r/>
+            <w:r>
+              <w:rPr>
+                <w:b w:val="0"/>
+                <w:sz w:val="18"/>
+              </w:rPr>
+              <w:t>工務店</w:t>
+            </w:r>
+          </w:p>
+        </w:tc>
+      </w:tr>
+      <w:tr>
+        <w:tc>
+          <w:tcPr>
+            <w:tcW w:type="dxa" w:w="4320"/>
+          </w:tcPr>
+          <w:p>
+            <w:r/>
+            <w:r>
+              <w:rPr>
+                <w:b w:val="0"/>
+                <w:sz w:val="18"/>
+              </w:rPr>
+              <w:t>いくら</w:t>
+            </w:r>
+          </w:p>
+        </w:tc>
+        <w:tc>
+          <w:tcPr>
+            <w:tcW w:type="dxa" w:w="4320"/>
+          </w:tcPr>
+          <w:p>
+            <w:r/>
+            <w:r>
+              <w:rPr>
+                <w:b w:val="0"/>
+                <w:sz w:val="18"/>
+              </w:rPr>
+              <w:t>契約額の 3% (上限なし)</w:t>
+            </w:r>
+          </w:p>
+        </w:tc>
+      </w:tr>
+      <w:tr>
+        <w:tc>
+          <w:tcPr>
+            <w:tcW w:type="dxa" w:w="4320"/>
+          </w:tcPr>
+          <w:p>
+            <w:r/>
+            <w:r>
+              <w:rPr>
+                <w:b w:val="0"/>
+                <w:sz w:val="18"/>
+              </w:rPr>
+              <w:t>対象</w:t>
+            </w:r>
+          </w:p>
+        </w:tc>
+        <w:tc>
+          <w:tcPr>
+            <w:tcW w:type="dxa" w:w="4320"/>
+          </w:tcPr>
+          <w:p>
+            <w:r/>
+            <w:r>
+              <w:rPr>
+                <w:b/>
+                <w:sz w:val="18"/>
+              </w:rPr>
+              <w:t>無料相談 (/consultation) / AI 診断 (/diagnosis) / 会員登録済みユーザー</w:t>
+            </w:r>
+            <w:r>
+              <w:rPr>
+                <w:b w:val="0"/>
+                <w:sz w:val="18"/>
+              </w:rPr>
+              <w:t xml:space="preserve"> 経由の成約</w:t>
+            </w:r>
+          </w:p>
+        </w:tc>
+      </w:tr>
+      <w:tr>
+        <w:tc>
+          <w:tcPr>
+            <w:tcW w:type="dxa" w:w="4320"/>
+          </w:tcPr>
+          <w:p>
+            <w:r/>
+            <w:r>
+              <w:rPr>
+                <w:b w:val="0"/>
+                <w:sz w:val="18"/>
+              </w:rPr>
+              <w:t>対象外</w:t>
+            </w:r>
+          </w:p>
+        </w:tc>
+        <w:tc>
+          <w:tcPr>
+            <w:tcW w:type="dxa" w:w="4320"/>
+          </w:tcPr>
+          <w:p>
+            <w:r/>
+            <w:r>
+              <w:rPr>
+                <w:b w:val="0"/>
+                <w:sz w:val="18"/>
+              </w:rPr>
+              <w:t>非会員の直接問合せからの成約</w:t>
+            </w:r>
+          </w:p>
+        </w:tc>
+      </w:tr>
+      <w:tr>
+        <w:tc>
+          <w:tcPr>
+            <w:tcW w:type="dxa" w:w="4320"/>
+          </w:tcPr>
+          <w:p>
+            <w:r/>
+            <w:r>
+              <w:rPr>
+                <w:b w:val="0"/>
+                <w:sz w:val="18"/>
+              </w:rPr>
+              <w:t>タイミング</w:t>
+            </w:r>
+          </w:p>
+        </w:tc>
+        <w:tc>
+          <w:tcPr>
+            <w:tcW w:type="dxa" w:w="4320"/>
+          </w:tcPr>
+          <w:p>
+            <w:r/>
+            <w:r>
+              <w:rPr>
+                <w:b w:val="0"/>
+                <w:sz w:val="18"/>
+              </w:rPr>
+              <w:t>契約成立後、翌月末締め翌々月末払い</w:t>
+            </w:r>
+          </w:p>
+        </w:tc>
+      </w:tr>
+      <w:tr>
+        <w:tc>
+          <w:tcPr>
+            <w:tcW w:type="dxa" w:w="4320"/>
+          </w:tcPr>
+          <w:p>
+            <w:r/>
+            <w:r>
+              <w:rPr>
+                <w:b w:val="0"/>
+                <w:sz w:val="18"/>
+              </w:rPr>
+              <w:t>追跡方法</w:t>
+            </w:r>
+          </w:p>
+        </w:tc>
+        <w:tc>
+          <w:tcPr>
+            <w:tcW w:type="dxa" w:w="4320"/>
+          </w:tcPr>
+          <w:p>
+            <w:r/>
+            <w:r>
+              <w:rPr>
+                <w:b w:val="0"/>
+                <w:sz w:val="18"/>
+              </w:rPr>
+              <w:t>`leads.lead_source` で判定 (`consultation` / `diagnosis` / `member` / `direct`)</w:t>
+            </w:r>
+          </w:p>
+        </w:tc>
+      </w:tr>
+      <w:tr>
+        <w:tc>
+          <w:tcPr>
+            <w:tcW w:type="dxa" w:w="4320"/>
+          </w:tcPr>
+          <w:p>
+            <w:r/>
+            <w:r>
+              <w:rPr>
+                <w:b w:val="0"/>
+                <w:sz w:val="18"/>
+              </w:rPr>
+              <w:t>粗利</w:t>
+            </w:r>
+          </w:p>
+        </w:tc>
+        <w:tc>
+          <w:tcPr>
+            <w:tcW w:type="dxa" w:w="4320"/>
+          </w:tcPr>
+          <w:p>
+            <w:r/>
+            <w:r>
+              <w:rPr>
+                <w:b w:val="0"/>
+                <w:sz w:val="18"/>
+              </w:rPr>
+              <w:t>98% (主な原価は追跡システムの保守コストのみ)</w:t>
             </w:r>
           </w:p>
         </w:tc>
@@ -1685,38 +1511,6 @@
                 <w:b w:val="0"/>
                 <w:sz w:val="18"/>
               </w:rPr>
-              <w:t>誰から</w:t>
-            </w:r>
-          </w:p>
-        </w:tc>
-        <w:tc>
-          <w:tcPr>
-            <w:tcW w:type="dxa" w:w="4320"/>
-          </w:tcPr>
-          <w:p>
-            <w:r/>
-            <w:r>
-              <w:rPr>
-                <w:b w:val="0"/>
-                <w:sz w:val="18"/>
-              </w:rPr>
-              <w:t>工務店</w:t>
-            </w:r>
-          </w:p>
-        </w:tc>
-      </w:tr>
-      <w:tr>
-        <w:tc>
-          <w:tcPr>
-            <w:tcW w:type="dxa" w:w="4320"/>
-          </w:tcPr>
-          <w:p>
-            <w:r/>
-            <w:r>
-              <w:rPr>
-                <w:b w:val="0"/>
-                <w:sz w:val="18"/>
-              </w:rPr>
               <w:t>いくら</w:t>
             </w:r>
           </w:p>
@@ -1732,135 +1526,7 @@
                 <w:b w:val="0"/>
                 <w:sz w:val="18"/>
               </w:rPr>
-              <w:t>¥50,000/月（10社は ¥25,000）</w:t>
-            </w:r>
-          </w:p>
-        </w:tc>
-      </w:tr>
-      <w:tr>
-        <w:tc>
-          <w:tcPr>
-            <w:tcW w:type="dxa" w:w="4320"/>
-          </w:tcPr>
-          <w:p>
-            <w:r/>
-            <w:r>
-              <w:rPr>
-                <w:b w:val="0"/>
-                <w:sz w:val="18"/>
-              </w:rPr>
-              <w:t>タイミング</w:t>
-            </w:r>
-          </w:p>
-        </w:tc>
-        <w:tc>
-          <w:tcPr>
-            <w:tcW w:type="dxa" w:w="4320"/>
-          </w:tcPr>
-          <w:p>
-            <w:r/>
-            <w:r>
-              <w:rPr>
-                <w:b w:val="0"/>
-                <w:sz w:val="18"/>
-              </w:rPr>
-              <w:t>毎月月末締め</w:t>
-            </w:r>
-          </w:p>
-        </w:tc>
-      </w:tr>
-      <w:tr>
-        <w:tc>
-          <w:tcPr>
-            <w:tcW w:type="dxa" w:w="4320"/>
-          </w:tcPr>
-          <w:p>
-            <w:r/>
-            <w:r>
-              <w:rPr>
-                <w:b w:val="0"/>
-                <w:sz w:val="18"/>
-              </w:rPr>
-              <w:t>請求書発行</w:t>
-            </w:r>
-          </w:p>
-        </w:tc>
-        <w:tc>
-          <w:tcPr>
-            <w:tcW w:type="dxa" w:w="4320"/>
-          </w:tcPr>
-          <w:p>
-            <w:r/>
-            <w:r>
-              <w:rPr>
-                <w:b w:val="0"/>
-                <w:sz w:val="18"/>
-              </w:rPr>
-              <w:t>翌月1〜3営業日</w:t>
-            </w:r>
-          </w:p>
-        </w:tc>
-      </w:tr>
-      <w:tr>
-        <w:tc>
-          <w:tcPr>
-            <w:tcW w:type="dxa" w:w="4320"/>
-          </w:tcPr>
-          <w:p>
-            <w:r/>
-            <w:r>
-              <w:rPr>
-                <w:b w:val="0"/>
-                <w:sz w:val="18"/>
-              </w:rPr>
-              <w:t>支払期限</w:t>
-            </w:r>
-          </w:p>
-        </w:tc>
-        <w:tc>
-          <w:tcPr>
-            <w:tcW w:type="dxa" w:w="4320"/>
-          </w:tcPr>
-          <w:p>
-            <w:r/>
-            <w:r>
-              <w:rPr>
-                <w:b w:val="0"/>
-                <w:sz w:val="18"/>
-              </w:rPr>
-              <w:t>請求書発行から30日以内</w:t>
-            </w:r>
-          </w:p>
-        </w:tc>
-      </w:tr>
-      <w:tr>
-        <w:tc>
-          <w:tcPr>
-            <w:tcW w:type="dxa" w:w="4320"/>
-          </w:tcPr>
-          <w:p>
-            <w:r/>
-            <w:r>
-              <w:rPr>
-                <w:b w:val="0"/>
-                <w:sz w:val="18"/>
-              </w:rPr>
-              <w:t>契約期間</w:t>
-            </w:r>
-          </w:p>
-        </w:tc>
-        <w:tc>
-          <w:tcPr>
-            <w:tcW w:type="dxa" w:w="4320"/>
-          </w:tcPr>
-          <w:p>
-            <w:r/>
-            <w:r>
-              <w:rPr>
-                <w:b w:val="0"/>
-                <w:sz w:val="18"/>
-              </w:rPr>
-              <w:t>12ヶ月（以降自動更新）</w:t>
+              <w:t>¥50,000/月 (税別)</w:t>
             </w:r>
           </w:p>
         </w:tc>
@@ -1893,6 +1559,38 @@
                 <w:sz w:val="18"/>
               </w:rPr>
               <w:t>AI質問無制限、インタビュー掲載、月次レポート自動配信</w:t>
+            </w:r>
+          </w:p>
+        </w:tc>
+      </w:tr>
+      <w:tr>
+        <w:tc>
+          <w:tcPr>
+            <w:tcW w:type="dxa" w:w="4320"/>
+          </w:tcPr>
+          <w:p>
+            <w:r/>
+            <w:r>
+              <w:rPr>
+                <w:b w:val="0"/>
+                <w:sz w:val="18"/>
+              </w:rPr>
+              <w:t>タイミング</w:t>
+            </w:r>
+          </w:p>
+        </w:tc>
+        <w:tc>
+          <w:tcPr>
+            <w:tcW w:type="dxa" w:w="4320"/>
+          </w:tcPr>
+          <w:p>
+            <w:r/>
+            <w:r>
+              <w:rPr>
+                <w:b w:val="0"/>
+                <w:sz w:val="18"/>
+              </w:rPr>
+              <w:t>毎月月末締め、翌月末払い</w:t>
             </w:r>
           </w:p>
         </w:tc>
@@ -1985,39 +1683,7 @@
                 <w:b w:val="0"/>
                 <w:sz w:val="18"/>
               </w:rPr>
-              <w:t>¥150,000/月（10社は ¥75,000）</w:t>
-            </w:r>
-          </w:p>
-        </w:tc>
-      </w:tr>
-      <w:tr>
-        <w:tc>
-          <w:tcPr>
-            <w:tcW w:type="dxa" w:w="4320"/>
-          </w:tcPr>
-          <w:p>
-            <w:r/>
-            <w:r>
-              <w:rPr>
-                <w:b w:val="0"/>
-                <w:sz w:val="18"/>
-              </w:rPr>
-              <w:t>その他</w:t>
-            </w:r>
-          </w:p>
-        </w:tc>
-        <w:tc>
-          <w:tcPr>
-            <w:tcW w:type="dxa" w:w="4320"/>
-          </w:tcPr>
-          <w:p>
-            <w:r/>
-            <w:r>
-              <w:rPr>
-                <w:b w:val="0"/>
-                <w:sz w:val="18"/>
-              </w:rPr>
-              <w:t>#4-6 と同じ</w:t>
+              <w:t>¥150,000/月 (税別)</w:t>
             </w:r>
           </w:p>
         </w:tc>
@@ -2090,19 +1756,7 @@
           <w:b w:val="0"/>
           <w:sz w:val="20"/>
         </w:rPr>
-        <w:t>都度プラン（見学会予約・撮影）は引き続き請求書払い</w:t>
-      </w:r>
-    </w:p>
-    <w:p>
-      <w:pPr>
-        <w:pStyle w:val="ListBullet"/>
-      </w:pPr>
-      <w:r>
-        <w:rPr>
-          <w:b w:val="0"/>
-          <w:sz w:val="20"/>
-        </w:rPr>
-        <w:t>請求書発行作業が半減する見込み</w:t>
+        <w:t>都度プラン (見学会予約・撮影・成果報酬) は引き続き請求書払い</w:t>
       </w:r>
     </w:p>
     <w:p/>
@@ -2150,19 +1804,7 @@
           <w:b w:val="0"/>
           <w:sz w:val="20"/>
         </w:rPr>
-        <w:t>新規工務店（11社目以降）は正規価格</w:t>
-      </w:r>
-    </w:p>
-    <w:p>
-      <w:pPr>
-        <w:pStyle w:val="ListBullet"/>
-      </w:pPr>
-      <w:r>
-        <w:rPr>
-          <w:b w:val="0"/>
-          <w:sz w:val="20"/>
-        </w:rPr>
-        <w:t>既存10社様は 50% OFF 永続継続</w:t>
+        <w:t>全員同一料金の継続</w:t>
       </w:r>
     </w:p>
     <w:p>
@@ -2182,6 +1824,18 @@
           <w:sz w:val="20"/>
         </w:rPr>
         <w:t>件数が増加</w:t>
+      </w:r>
+    </w:p>
+    <w:p>
+      <w:pPr>
+        <w:pStyle w:val="ListBullet"/>
+      </w:pPr>
+      <w:r>
+        <w:rPr>
+          <w:b w:val="0"/>
+          <w:sz w:val="20"/>
+        </w:rPr>
+        <w:t>10社は AI 診断の優先送客を永続継続 (料金優遇ゼロ)</w:t>
       </w:r>
     </w:p>
     <w:p/>
@@ -2275,7 +1929,7 @@
           <w:b w:val="0"/>
           <w:sz w:val="20"/>
         </w:rPr>
-        <w:t>発行者: 株式会社wazeka（住所・代表者・法人番号）</w:t>
+        <w:t>発行者: 株式会社wazeka (住所・代表者・法人番号)</w:t>
       </w:r>
     </w:p>
     <w:p>
@@ -2311,7 +1965,7 @@
           <w:b w:val="0"/>
           <w:sz w:val="20"/>
         </w:rPr>
-        <w:t>明細（項目・単価・数量・小計・税別/込）</w:t>
+        <w:t>明細 (項目・単価・数量・小計・税別)</w:t>
       </w:r>
     </w:p>
     <w:p>
@@ -2323,7 +1977,7 @@
           <w:b w:val="0"/>
           <w:sz w:val="20"/>
         </w:rPr>
-        <w:t>合計金額（税込）</w:t>
+        <w:t>合計金額 (税込)</w:t>
       </w:r>
     </w:p>
     <w:p>
@@ -2335,7 +1989,7 @@
           <w:b w:val="0"/>
           <w:sz w:val="20"/>
         </w:rPr>
-        <w:t>振込先（銀行名・支店・口座番号・名義）</w:t>
+        <w:t>振込先 (銀行名・支店・口座番号・名義)</w:t>
       </w:r>
     </w:p>
     <w:p>
@@ -2348,44 +2002,6 @@
           <w:sz w:val="20"/>
         </w:rPr>
         <w:t>備考: 振込手数料はお客様負担 等</w:t>
-      </w:r>
-    </w:p>
-    <w:p/>
-    <w:p>
-      <w:pPr>
-        <w:pStyle w:val="Heading3"/>
-      </w:pPr>
-      <w:r>
-        <w:rPr>
-          <w:color w:val="E8740C"/>
-          <w:sz w:val="24"/>
-        </w:rPr>
-        <w:t>ファイル形式</w:t>
-      </w:r>
-    </w:p>
-    <w:p/>
-    <w:p>
-      <w:pPr>
-        <w:pStyle w:val="ListBullet"/>
-      </w:pPr>
-      <w:r>
-        <w:rPr>
-          <w:b w:val="0"/>
-          <w:sz w:val="20"/>
-        </w:rPr>
-        <w:t>PDF で作成しメール送信</w:t>
-      </w:r>
-    </w:p>
-    <w:p>
-      <w:pPr>
-        <w:pStyle w:val="ListBullet"/>
-      </w:pPr>
-      <w:r>
-        <w:rPr>
-          <w:b w:val="0"/>
-          <w:sz w:val="20"/>
-        </w:rPr>
-        <w:t>原本は `/docs/経理/請求書/` に年月フォルダで保管</w:t>
       </w:r>
     </w:p>
     <w:p/>
@@ -2427,7 +2043,7 @@
           <w:b w:val="0"/>
           <w:sz w:val="20"/>
         </w:rPr>
-        <w:t>: freee（Phase 1 から）</w:t>
+        <w:t>: freee</w:t>
       </w:r>
     </w:p>
     <w:p>
@@ -2506,7 +2122,7 @@
           <w:color w:val="3D2200"/>
           <w:sz w:val="28"/>
         </w:rPr>
-        <w:t>9. 注意事項</w:t>
+        <w:t>9. 重要な注意事項</w:t>
       </w:r>
     </w:p>
     <w:p/>
@@ -2519,7 +2135,7 @@
           <w:b w:val="0"/>
           <w:sz w:val="20"/>
         </w:rPr>
-        <w:t>10社優遇の内容は契約書に明記すること（後から変更しない）</w:t>
+        <w:t>全員同一料金のため 10 社と新規で請求額が異なることはない</w:t>
       </w:r>
     </w:p>
     <w:p>
@@ -2531,7 +2147,7 @@
           <w:b w:val="0"/>
           <w:sz w:val="20"/>
         </w:rPr>
-        <w:t>成果報酬は工務店の自己申告に依存するため、月次でフォロー必須</w:t>
+        <w:t>成果報酬は `lead_source` で対象判定を行うため、工務店との合意時点でルールを明確化</w:t>
       </w:r>
     </w:p>
     <w:p>
@@ -2543,7 +2159,7 @@
           <w:b w:val="0"/>
           <w:sz w:val="20"/>
         </w:rPr>
-        <w:t>振込手数料はお客様負担を明記（トラブル防止）</w:t>
+        <w:t>非会員からの直接問合せは成果報酬対象外</w:t>
       </w:r>
     </w:p>
     <w:p>
@@ -2555,7 +2171,7 @@
           <w:b w:val="0"/>
           <w:sz w:val="20"/>
         </w:rPr>
-        <w:t>撮影プラン 10社優遇は原価割れの可能性あり、Phase 2 入ったら撮影コスト削減を最優先</w:t>
+        <w:t>「フリープラン」「永続優遇」という概念は全て廃止済み</w:t>
       </w:r>
     </w:p>
     <w:sectPr>
